--- a/AI_Agents_and_Advanced_Fine_Tuning_Bootcamp/Lab_Walkthroughs/Week_10_Lab_A_a2a_with_langgraph_plus_an_agent_registry.docx
+++ b/AI_Agents_and_Advanced_Fine_Tuning_Bootcamp/Lab_Walkthroughs/Week_10_Lab_A_a2a_with_langgraph_plus_an_agent_registry.docx
@@ -96,7 +96,7 @@
           <w:color w:val="333333"/>
           <w:sz w:val="22"/>
         </w:rPr>
-        <w:t>Cluster workspace from week 1 plus week-specific deps in the requirements.txt that ships with this lab.</w:t>
+        <w:t>langgraph plus the lab registry service (FastAPI, ships in repo).</w:t>
       </w:r>
     </w:p>
     <w:p>
@@ -118,7 +118,7 @@
           <w:color w:val="333333"/>
           <w:sz w:val="22"/>
         </w:rPr>
-        <w:t>Concept list available in the class notes for this week.</w:t>
+        <w:t>Registry as discovery: capabilities, endpoint, version</w:t>
       </w:r>
     </w:p>
     <w:p>
@@ -130,7 +130,19 @@
           <w:color w:val="333333"/>
           <w:sz w:val="22"/>
         </w:rPr>
-        <w:t>Lab guide TA reviews the concepts in the first 15 minutes.</w:t>
+        <w:t>A2A between two independently-built agents</w:t>
+      </w:r>
+    </w:p>
+    <w:p>
+      <w:pPr>
+        <w:pStyle w:val="ListBullet"/>
+      </w:pPr>
+      <w:r>
+        <w:rPr>
+          <w:color w:val="333333"/>
+          <w:sz w:val="22"/>
+        </w:rPr>
+        <w:t>Task envelopes: id, sender, capability, payload</w:t>
       </w:r>
     </w:p>
     <w:p>
@@ -211,7 +223,137 @@
           <w:color w:val="101010"/>
           <w:sz w:val="18"/>
         </w:rPr>
-        <w:t># Starter code is in the lab repo: see lab_starter.py.</w:t>
+        <w:t># register on startup</w:t>
+      </w:r>
+    </w:p>
+    <w:p>
+      <w:pPr>
+        <w:spacing w:after="0" w:before="0"/>
+      </w:pPr>
+      <w:r>
+        <w:rPr>
+          <w:rFonts w:ascii="Consolas" w:hAnsi="Consolas"/>
+          <w:color w:val="101010"/>
+          <w:sz w:val="18"/>
+        </w:rPr>
+        <w:t>httpx.post(REGISTRY + '/register', json={</w:t>
+      </w:r>
+    </w:p>
+    <w:p>
+      <w:pPr>
+        <w:spacing w:after="0" w:before="0"/>
+      </w:pPr>
+      <w:r>
+        <w:rPr>
+          <w:rFonts w:ascii="Consolas" w:hAnsi="Consolas"/>
+          <w:color w:val="101010"/>
+          <w:sz w:val="18"/>
+        </w:rPr>
+        <w:t xml:space="preserve">    'name': 'extractor', 'capability': 'pdf-extract',</w:t>
+      </w:r>
+    </w:p>
+    <w:p>
+      <w:pPr>
+        <w:spacing w:after="0" w:before="0"/>
+      </w:pPr>
+      <w:r>
+        <w:rPr>
+          <w:rFonts w:ascii="Consolas" w:hAnsi="Consolas"/>
+          <w:color w:val="101010"/>
+          <w:sz w:val="18"/>
+        </w:rPr>
+        <w:t xml:space="preserve">    'endpoint': 'http://localhost:9001/a2a'})</w:t>
+      </w:r>
+    </w:p>
+    <w:p>
+      <w:pPr>
+        <w:spacing w:after="0" w:before="0"/>
+      </w:pPr>
+      <w:r>
+        <w:rPr>
+          <w:rFonts w:ascii="Consolas" w:hAnsi="Consolas"/>
+          <w:color w:val="101010"/>
+          <w:sz w:val="18"/>
+        </w:rPr>
+        <w:t xml:space="preserve"> </w:t>
+      </w:r>
+    </w:p>
+    <w:p>
+      <w:pPr>
+        <w:spacing w:after="0" w:before="0"/>
+      </w:pPr>
+      <w:r>
+        <w:rPr>
+          <w:rFonts w:ascii="Consolas" w:hAnsi="Consolas"/>
+          <w:color w:val="101010"/>
+          <w:sz w:val="18"/>
+        </w:rPr>
+        <w:t># discover and call from the second agent</w:t>
+      </w:r>
+    </w:p>
+    <w:p>
+      <w:pPr>
+        <w:spacing w:after="0" w:before="0"/>
+      </w:pPr>
+      <w:r>
+        <w:rPr>
+          <w:rFonts w:ascii="Consolas" w:hAnsi="Consolas"/>
+          <w:color w:val="101010"/>
+          <w:sz w:val="18"/>
+        </w:rPr>
+        <w:t>peer = httpx.get(REGISTRY + '/find',</w:t>
+      </w:r>
+    </w:p>
+    <w:p>
+      <w:pPr>
+        <w:spacing w:after="0" w:before="0"/>
+      </w:pPr>
+      <w:r>
+        <w:rPr>
+          <w:rFonts w:ascii="Consolas" w:hAnsi="Consolas"/>
+          <w:color w:val="101010"/>
+          <w:sz w:val="18"/>
+        </w:rPr>
+        <w:t xml:space="preserve">                 params={'capability': 'pdf-extract'}).json()</w:t>
+      </w:r>
+    </w:p>
+    <w:p>
+      <w:pPr>
+        <w:spacing w:after="0" w:before="0"/>
+      </w:pPr>
+      <w:r>
+        <w:rPr>
+          <w:rFonts w:ascii="Consolas" w:hAnsi="Consolas"/>
+          <w:color w:val="101010"/>
+          <w:sz w:val="18"/>
+        </w:rPr>
+        <w:t>result = a2a_send(peer['endpoint'], task={</w:t>
+      </w:r>
+    </w:p>
+    <w:p>
+      <w:pPr>
+        <w:spacing w:after="0" w:before="0"/>
+      </w:pPr>
+      <w:r>
+        <w:rPr>
+          <w:rFonts w:ascii="Consolas" w:hAnsi="Consolas"/>
+          <w:color w:val="101010"/>
+          <w:sz w:val="18"/>
+        </w:rPr>
+        <w:t xml:space="preserve">    'capability': 'pdf-extract', 'payload': {'doc_id': 'fin-204'}})</w:t>
+      </w:r>
+    </w:p>
+    <w:p>
+      <w:pPr>
+        <w:spacing w:after="0" w:before="0"/>
+      </w:pPr>
+      <w:r>
+        <w:rPr>
+          <w:rFonts w:ascii="Consolas" w:hAnsi="Consolas"/>
+          <w:color w:val="101010"/>
+          <w:sz w:val="18"/>
+        </w:rPr>
+        <w:t xml:space="preserve"> </w:t>
       </w:r>
     </w:p>
     <w:p>
@@ -233,7 +375,7 @@
           <w:color w:val="333333"/>
           <w:sz w:val="22"/>
         </w:rPr>
-        <w:t>all deliverables present in the submission folder</w:t>
+        <w:t>both agents appear in GET /agents after startup</w:t>
       </w:r>
     </w:p>
     <w:p>
@@ -245,7 +387,7 @@
           <w:color w:val="333333"/>
           <w:sz w:val="22"/>
         </w:rPr>
-        <w:t>code runs end-to-end without modification</w:t>
+        <w:t>summarizer discovers the extractor and completes the chained task</w:t>
       </w:r>
     </w:p>
     <w:p>
@@ -257,7 +399,19 @@
           <w:color w:val="333333"/>
           <w:sz w:val="22"/>
         </w:rPr>
-        <w:t>results match the expected ranges in the rubric</w:t>
+        <w:t>killing the extractor yields a clean capability-unavailable error</w:t>
+      </w:r>
+    </w:p>
+    <w:p>
+      <w:pPr>
+        <w:pStyle w:val="ListBullet"/>
+      </w:pPr>
+      <w:r>
+        <w:rPr>
+          <w:color w:val="333333"/>
+          <w:sz w:val="22"/>
+        </w:rPr>
+        <w:t>re-registration after restart works without duplicate entries</w:t>
       </w:r>
     </w:p>
     <w:p>
